--- a/template.docx
+++ b/template.docx
@@ -246,7 +246,7 @@
     </w:p>
     <w:p>
       <w:pPr>
-        <w:spacing w:before="104"/>
+        <w:spacing w:before="104" w:line="276" w:lineRule="auto"/>
         <w:ind w:left="115"/>
         <w:jc w:val="center"/>
         <w:rPr>
@@ -1128,7 +1128,7 @@
                 </mc:Choice>
                 <mc:Fallback>
                   <w:pict>
-                    <v:group w14:anchorId="3342AAF2" id="Group 1" o:spid="_x0000_s1026" style="position:absolute;margin-left:-142.75pt;margin-top:-606.35pt;width:750pt;height:1055.3pt;z-index:-251652608;mso-wrap-distance-left:0;mso-wrap-distance-right:0;mso-position-horizontal-relative:page;mso-position-vertical-relative:page;mso-height-relative:margin" coordorigin="" coordsize="95250,134029" o:gfxdata="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">
+                    <v:group w14:anchorId="1F162E51" id="Group 1" o:spid="_x0000_s1026" style="position:absolute;margin-left:-142.75pt;margin-top:-606.35pt;width:750pt;height:1055.3pt;z-index:-251652608;mso-wrap-distance-left:0;mso-wrap-distance-right:0;mso-position-horizontal-relative:page;mso-position-vertical-relative:page;mso-height-relative:margin" coordorigin="" coordsize="95250,134029" o:gfxdata="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">
                       <v:shape id="Graphic 2" o:spid="_x0000_s1027" style="position:absolute;width:95250;height:134023;visibility:visible;mso-wrap-style:square;v-text-anchor:top" coordsize="9525000,13402310" o:gfxdata="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" path="m9512,l,,,13402043r9512,l9512,xem9525000,r-9525,l9515475,13402043r9525,l9525000,xe" fillcolor="#dedede" stroked="f">
                         <v:path arrowok="t"/>
                       </v:shape>

--- a/template.docx
+++ b/template.docx
@@ -10,6 +10,218 @@
           <w:lang w:val="en-US"/>
         </w:rPr>
       </w:pPr>
+      <w:r>
+        <w:rPr>
+          <w:rFonts w:ascii="Arial Black" w:hAnsi="Arial Black"/>
+          <w:b/>
+          <w:bCs/>
+          <w:noProof/>
+        </w:rPr>
+        <mc:AlternateContent>
+          <mc:Choice Requires="wpg">
+            <w:drawing>
+              <wp:anchor distT="0" distB="0" distL="0" distR="0" simplePos="0" relativeHeight="251658240" behindDoc="1" locked="0" layoutInCell="1" allowOverlap="1" wp14:anchorId="057A18E4" wp14:editId="5007575E">
+                <wp:simplePos x="0" y="0"/>
+                <wp:positionH relativeFrom="page">
+                  <wp:posOffset>-159005</wp:posOffset>
+                </wp:positionH>
+                <wp:positionV relativeFrom="page">
+                  <wp:posOffset>-170180</wp:posOffset>
+                </wp:positionV>
+                <wp:extent cx="9525000" cy="13402310"/>
+                <wp:effectExtent l="0" t="0" r="19050" b="27940"/>
+                <wp:wrapNone/>
+                <wp:docPr id="1" name="Group 1"/>
+                <wp:cNvGraphicFramePr>
+                  <a:graphicFrameLocks xmlns:a="http://schemas.openxmlformats.org/drawingml/2006/main"/>
+                </wp:cNvGraphicFramePr>
+                <a:graphic xmlns:a="http://schemas.openxmlformats.org/drawingml/2006/main">
+                  <a:graphicData uri="http://schemas.microsoft.com/office/word/2010/wordprocessingGroup">
+                    <wpg:wgp>
+                      <wpg:cNvGrpSpPr>
+                        <a:grpSpLocks/>
+                      </wpg:cNvGrpSpPr>
+                      <wpg:grpSpPr>
+                        <a:xfrm>
+                          <a:off x="0" y="0"/>
+                          <a:ext cx="9525000" cy="13402310"/>
+                          <a:chOff x="0" y="11"/>
+                          <a:chExt cx="9525000" cy="13402933"/>
+                        </a:xfrm>
+                      </wpg:grpSpPr>
+                      <wps:wsp>
+                        <wps:cNvPr id="2" name="Graphic 2"/>
+                        <wps:cNvSpPr/>
+                        <wps:spPr>
+                          <a:xfrm>
+                            <a:off x="0" y="11"/>
+                            <a:ext cx="9525000" cy="13402310"/>
+                          </a:xfrm>
+                          <a:custGeom>
+                            <a:avLst/>
+                            <a:gdLst/>
+                            <a:ahLst/>
+                            <a:cxnLst/>
+                            <a:rect l="l" t="t" r="r" b="b"/>
+                            <a:pathLst>
+                              <a:path w="9525000" h="13402310">
+                                <a:moveTo>
+                                  <a:pt x="9512" y="0"/>
+                                </a:moveTo>
+                                <a:lnTo>
+                                  <a:pt x="0" y="0"/>
+                                </a:lnTo>
+                                <a:lnTo>
+                                  <a:pt x="0" y="13402043"/>
+                                </a:lnTo>
+                                <a:lnTo>
+                                  <a:pt x="9512" y="13402043"/>
+                                </a:lnTo>
+                                <a:lnTo>
+                                  <a:pt x="9512" y="0"/>
+                                </a:lnTo>
+                                <a:close/>
+                              </a:path>
+                              <a:path w="9525000" h="13402310">
+                                <a:moveTo>
+                                  <a:pt x="9525000" y="0"/>
+                                </a:moveTo>
+                                <a:lnTo>
+                                  <a:pt x="9515475" y="0"/>
+                                </a:lnTo>
+                                <a:lnTo>
+                                  <a:pt x="9515475" y="13402043"/>
+                                </a:lnTo>
+                                <a:lnTo>
+                                  <a:pt x="9525000" y="13402043"/>
+                                </a:lnTo>
+                                <a:lnTo>
+                                  <a:pt x="9525000" y="0"/>
+                                </a:lnTo>
+                                <a:close/>
+                              </a:path>
+                            </a:pathLst>
+                          </a:custGeom>
+                          <a:solidFill>
+                            <a:srgbClr val="DEDEDE"/>
+                          </a:solidFill>
+                        </wps:spPr>
+                        <wps:bodyPr wrap="square" lIns="0" tIns="0" rIns="0" bIns="0" rtlCol="0">
+                          <a:prstTxWarp prst="textNoShape">
+                            <a:avLst/>
+                          </a:prstTxWarp>
+                          <a:noAutofit/>
+                        </wps:bodyPr>
+                      </wps:wsp>
+                      <wps:wsp>
+                        <wps:cNvPr id="3" name="Graphic 3"/>
+                        <wps:cNvSpPr/>
+                        <wps:spPr>
+                          <a:xfrm>
+                            <a:off x="16001" y="34289"/>
+                            <a:ext cx="9500870" cy="13368655"/>
+                          </a:xfrm>
+                          <a:custGeom>
+                            <a:avLst/>
+                            <a:gdLst/>
+                            <a:ahLst/>
+                            <a:cxnLst/>
+                            <a:rect l="l" t="t" r="r" b="b"/>
+                            <a:pathLst>
+                              <a:path w="9500870" h="13368655">
+                                <a:moveTo>
+                                  <a:pt x="9500362" y="0"/>
+                                </a:moveTo>
+                                <a:lnTo>
+                                  <a:pt x="0" y="0"/>
+                                </a:lnTo>
+                                <a:lnTo>
+                                  <a:pt x="0" y="13368324"/>
+                                </a:lnTo>
+                              </a:path>
+                            </a:pathLst>
+                          </a:custGeom>
+                          <a:ln w="10668">
+                            <a:solidFill>
+                              <a:srgbClr val="DEDEDE"/>
+                            </a:solidFill>
+                            <a:prstDash val="solid"/>
+                          </a:ln>
+                        </wps:spPr>
+                        <wps:bodyPr wrap="square" lIns="0" tIns="0" rIns="0" bIns="0" rtlCol="0">
+                          <a:prstTxWarp prst="textNoShape">
+                            <a:avLst/>
+                          </a:prstTxWarp>
+                          <a:noAutofit/>
+                        </wps:bodyPr>
+                      </wps:wsp>
+                      <pic:pic xmlns:pic="http://schemas.openxmlformats.org/drawingml/2006/picture">
+                        <pic:nvPicPr>
+                          <pic:cNvPr id="4" name="Image 4"/>
+                          <pic:cNvPicPr/>
+                        </pic:nvPicPr>
+                        <pic:blipFill>
+                          <a:blip r:embed="rId4" cstate="print"/>
+                          <a:stretch>
+                            <a:fillRect/>
+                          </a:stretch>
+                        </pic:blipFill>
+                        <pic:spPr>
+                          <a:xfrm>
+                            <a:off x="220979" y="521172"/>
+                            <a:ext cx="9294876" cy="12428220"/>
+                          </a:xfrm>
+                          <a:prstGeom prst="rect">
+                            <a:avLst/>
+                          </a:prstGeom>
+                        </pic:spPr>
+                      </pic:pic>
+                    </wpg:wgp>
+                  </a:graphicData>
+                </a:graphic>
+                <wp14:sizeRelV relativeFrom="margin">
+                  <wp14:pctHeight>0</wp14:pctHeight>
+                </wp14:sizeRelV>
+              </wp:anchor>
+            </w:drawing>
+          </mc:Choice>
+          <mc:Fallback>
+            <w:pict>
+              <v:group w14:anchorId="3AC9A96C" id="Group 1" o:spid="_x0000_s1026" style="position:absolute;margin-left:-12.5pt;margin-top:-13.4pt;width:750pt;height:1055.3pt;z-index:-251658240;mso-wrap-distance-left:0;mso-wrap-distance-right:0;mso-position-horizontal-relative:page;mso-position-vertical-relative:page;mso-height-relative:margin" coordorigin="" coordsize="95250,134029" o:gfxdata="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">
+                <v:shape id="Graphic 2" o:spid="_x0000_s1027" style="position:absolute;width:95250;height:134023;visibility:visible;mso-wrap-style:square;v-text-anchor:top" coordsize="9525000,13402310" o:gfxdata="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" path="m9512,l,,,13402043r9512,l9512,xem9525000,r-9525,l9515475,13402043r9525,l9525000,xe" fillcolor="#dedede" stroked="f">
+                  <v:path arrowok="t"/>
+                </v:shape>
+                <v:shape id="Graphic 3" o:spid="_x0000_s1028" style="position:absolute;left:160;top:342;width:95008;height:133687;visibility:visible;mso-wrap-style:square;v-text-anchor:top" coordsize="9500870,13368655" o:gfxdata="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" path="m9500362,l,,,13368324e" filled="f" strokecolor="#dedede" strokeweight=".84pt">
+                  <v:path arrowok="t"/>
+                </v:shape>
+                <v:shapetype id="_x0000_t75" coordsize="21600,21600" o:spt="75" o:preferrelative="t" path="m@4@5l@4@11@9@11@9@5xe" filled="f" stroked="f">
+                  <v:stroke joinstyle="miter"/>
+                  <v:formulas>
+                    <v:f eqn="if lineDrawn pixelLineWidth 0"/>
+                    <v:f eqn="sum @0 1 0"/>
+                    <v:f eqn="sum 0 0 @1"/>
+                    <v:f eqn="prod @2 1 2"/>
+                    <v:f eqn="prod @3 21600 pixelWidth"/>
+                    <v:f eqn="prod @3 21600 pixelHeight"/>
+                    <v:f eqn="sum @0 0 1"/>
+                    <v:f eqn="prod @6 1 2"/>
+                    <v:f eqn="prod @7 21600 pixelWidth"/>
+                    <v:f eqn="sum @8 21600 0"/>
+                    <v:f eqn="prod @7 21600 pixelHeight"/>
+                    <v:f eqn="sum @10 21600 0"/>
+                  </v:formulas>
+                  <v:path o:extrusionok="f" gradientshapeok="t" o:connecttype="rect"/>
+                  <o:lock v:ext="edit" aspectratio="t"/>
+                </v:shapetype>
+                <v:shape id="Image 4" o:spid="_x0000_s1029" type="#_x0000_t75" style="position:absolute;left:2209;top:5211;width:92949;height:124282;visibility:visible;mso-wrap-style:square" o:gfxdata="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">
+                  <v:imagedata r:id="rId5" o:title=""/>
+                </v:shape>
+                <w10:wrap anchorx="page" anchory="page"/>
+              </v:group>
+            </w:pict>
+          </mc:Fallback>
+        </mc:AlternateContent>
+      </w:r>
     </w:p>
     <w:p>
       <w:pPr>
@@ -405,12 +617,6 @@
         <w:gridCol w:w="9639"/>
       </w:tblGrid>
       <w:tr>
-        <w:tblPrEx>
-          <w:tblCellMar>
-            <w:top w:w="0" w:type="dxa"/>
-            <w:bottom w:w="0" w:type="dxa"/>
-          </w:tblCellMar>
-        </w:tblPrEx>
         <w:trPr>
           <w:trHeight w:val="184"/>
         </w:trPr>
@@ -953,218 +1159,6 @@
             </w:pPr>
             <w:r>
               <w:rPr>
-                <w:rFonts w:ascii="Arial Black" w:hAnsi="Arial Black"/>
-                <w:b/>
-                <w:bCs/>
-                <w:noProof/>
-              </w:rPr>
-              <mc:AlternateContent>
-                <mc:Choice Requires="wpg">
-                  <w:drawing>
-                    <wp:anchor distT="0" distB="0" distL="0" distR="0" simplePos="0" relativeHeight="251663872" behindDoc="1" locked="0" layoutInCell="1" allowOverlap="1" wp14:anchorId="057A18E4" wp14:editId="26A2E0AE">
-                      <wp:simplePos x="0" y="0"/>
-                      <wp:positionH relativeFrom="page">
-                        <wp:posOffset>-1812925</wp:posOffset>
-                      </wp:positionH>
-                      <wp:positionV relativeFrom="page">
-                        <wp:posOffset>-7700645</wp:posOffset>
-                      </wp:positionV>
-                      <wp:extent cx="9525000" cy="13402310"/>
-                      <wp:effectExtent l="0" t="0" r="19050" b="27940"/>
-                      <wp:wrapNone/>
-                      <wp:docPr id="1" name="Group 1"/>
-                      <wp:cNvGraphicFramePr>
-                        <a:graphicFrameLocks xmlns:a="http://schemas.openxmlformats.org/drawingml/2006/main"/>
-                      </wp:cNvGraphicFramePr>
-                      <a:graphic xmlns:a="http://schemas.openxmlformats.org/drawingml/2006/main">
-                        <a:graphicData uri="http://schemas.microsoft.com/office/word/2010/wordprocessingGroup">
-                          <wpg:wgp>
-                            <wpg:cNvGrpSpPr>
-                              <a:grpSpLocks/>
-                            </wpg:cNvGrpSpPr>
-                            <wpg:grpSpPr>
-                              <a:xfrm>
-                                <a:off x="0" y="0"/>
-                                <a:ext cx="9525000" cy="13402310"/>
-                                <a:chOff x="0" y="11"/>
-                                <a:chExt cx="9525000" cy="13402933"/>
-                              </a:xfrm>
-                            </wpg:grpSpPr>
-                            <wps:wsp>
-                              <wps:cNvPr id="2" name="Graphic 2"/>
-                              <wps:cNvSpPr/>
-                              <wps:spPr>
-                                <a:xfrm>
-                                  <a:off x="0" y="11"/>
-                                  <a:ext cx="9525000" cy="13402310"/>
-                                </a:xfrm>
-                                <a:custGeom>
-                                  <a:avLst/>
-                                  <a:gdLst/>
-                                  <a:ahLst/>
-                                  <a:cxnLst/>
-                                  <a:rect l="l" t="t" r="r" b="b"/>
-                                  <a:pathLst>
-                                    <a:path w="9525000" h="13402310">
-                                      <a:moveTo>
-                                        <a:pt x="9512" y="0"/>
-                                      </a:moveTo>
-                                      <a:lnTo>
-                                        <a:pt x="0" y="0"/>
-                                      </a:lnTo>
-                                      <a:lnTo>
-                                        <a:pt x="0" y="13402043"/>
-                                      </a:lnTo>
-                                      <a:lnTo>
-                                        <a:pt x="9512" y="13402043"/>
-                                      </a:lnTo>
-                                      <a:lnTo>
-                                        <a:pt x="9512" y="0"/>
-                                      </a:lnTo>
-                                      <a:close/>
-                                    </a:path>
-                                    <a:path w="9525000" h="13402310">
-                                      <a:moveTo>
-                                        <a:pt x="9525000" y="0"/>
-                                      </a:moveTo>
-                                      <a:lnTo>
-                                        <a:pt x="9515475" y="0"/>
-                                      </a:lnTo>
-                                      <a:lnTo>
-                                        <a:pt x="9515475" y="13402043"/>
-                                      </a:lnTo>
-                                      <a:lnTo>
-                                        <a:pt x="9525000" y="13402043"/>
-                                      </a:lnTo>
-                                      <a:lnTo>
-                                        <a:pt x="9525000" y="0"/>
-                                      </a:lnTo>
-                                      <a:close/>
-                                    </a:path>
-                                  </a:pathLst>
-                                </a:custGeom>
-                                <a:solidFill>
-                                  <a:srgbClr val="DEDEDE"/>
-                                </a:solidFill>
-                              </wps:spPr>
-                              <wps:bodyPr wrap="square" lIns="0" tIns="0" rIns="0" bIns="0" rtlCol="0">
-                                <a:prstTxWarp prst="textNoShape">
-                                  <a:avLst/>
-                                </a:prstTxWarp>
-                                <a:noAutofit/>
-                              </wps:bodyPr>
-                            </wps:wsp>
-                            <wps:wsp>
-                              <wps:cNvPr id="3" name="Graphic 3"/>
-                              <wps:cNvSpPr/>
-                              <wps:spPr>
-                                <a:xfrm>
-                                  <a:off x="16001" y="34289"/>
-                                  <a:ext cx="9500870" cy="13368655"/>
-                                </a:xfrm>
-                                <a:custGeom>
-                                  <a:avLst/>
-                                  <a:gdLst/>
-                                  <a:ahLst/>
-                                  <a:cxnLst/>
-                                  <a:rect l="l" t="t" r="r" b="b"/>
-                                  <a:pathLst>
-                                    <a:path w="9500870" h="13368655">
-                                      <a:moveTo>
-                                        <a:pt x="9500362" y="0"/>
-                                      </a:moveTo>
-                                      <a:lnTo>
-                                        <a:pt x="0" y="0"/>
-                                      </a:lnTo>
-                                      <a:lnTo>
-                                        <a:pt x="0" y="13368324"/>
-                                      </a:lnTo>
-                                    </a:path>
-                                  </a:pathLst>
-                                </a:custGeom>
-                                <a:ln w="10668">
-                                  <a:solidFill>
-                                    <a:srgbClr val="DEDEDE"/>
-                                  </a:solidFill>
-                                  <a:prstDash val="solid"/>
-                                </a:ln>
-                              </wps:spPr>
-                              <wps:bodyPr wrap="square" lIns="0" tIns="0" rIns="0" bIns="0" rtlCol="0">
-                                <a:prstTxWarp prst="textNoShape">
-                                  <a:avLst/>
-                                </a:prstTxWarp>
-                                <a:noAutofit/>
-                              </wps:bodyPr>
-                            </wps:wsp>
-                            <pic:pic xmlns:pic="http://schemas.openxmlformats.org/drawingml/2006/picture">
-                              <pic:nvPicPr>
-                                <pic:cNvPr id="4" name="Image 4"/>
-                                <pic:cNvPicPr/>
-                              </pic:nvPicPr>
-                              <pic:blipFill>
-                                <a:blip r:embed="rId4" cstate="print"/>
-                                <a:stretch>
-                                  <a:fillRect/>
-                                </a:stretch>
-                              </pic:blipFill>
-                              <pic:spPr>
-                                <a:xfrm>
-                                  <a:off x="220979" y="521172"/>
-                                  <a:ext cx="9294876" cy="12428220"/>
-                                </a:xfrm>
-                                <a:prstGeom prst="rect">
-                                  <a:avLst/>
-                                </a:prstGeom>
-                              </pic:spPr>
-                            </pic:pic>
-                          </wpg:wgp>
-                        </a:graphicData>
-                      </a:graphic>
-                      <wp14:sizeRelV relativeFrom="margin">
-                        <wp14:pctHeight>0</wp14:pctHeight>
-                      </wp14:sizeRelV>
-                    </wp:anchor>
-                  </w:drawing>
-                </mc:Choice>
-                <mc:Fallback>
-                  <w:pict>
-                    <v:group w14:anchorId="1F162E51" id="Group 1" o:spid="_x0000_s1026" style="position:absolute;margin-left:-142.75pt;margin-top:-606.35pt;width:750pt;height:1055.3pt;z-index:-251652608;mso-wrap-distance-left:0;mso-wrap-distance-right:0;mso-position-horizontal-relative:page;mso-position-vertical-relative:page;mso-height-relative:margin" coordorigin="" coordsize="95250,134029" o:gfxdata="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">
-                      <v:shape id="Graphic 2" o:spid="_x0000_s1027" style="position:absolute;width:95250;height:134023;visibility:visible;mso-wrap-style:square;v-text-anchor:top" coordsize="9525000,13402310" o:gfxdata="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" path="m9512,l,,,13402043r9512,l9512,xem9525000,r-9525,l9515475,13402043r9525,l9525000,xe" fillcolor="#dedede" stroked="f">
-                        <v:path arrowok="t"/>
-                      </v:shape>
-                      <v:shape id="Graphic 3" o:spid="_x0000_s1028" style="position:absolute;left:160;top:342;width:95008;height:133687;visibility:visible;mso-wrap-style:square;v-text-anchor:top" coordsize="9500870,13368655" o:gfxdata="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" path="m9500362,l,,,13368324e" filled="f" strokecolor="#dedede" strokeweight=".84pt">
-                        <v:path arrowok="t"/>
-                      </v:shape>
-                      <v:shapetype id="_x0000_t75" coordsize="21600,21600" o:spt="75" o:preferrelative="t" path="m@4@5l@4@11@9@11@9@5xe" filled="f" stroked="f">
-                        <v:stroke joinstyle="miter"/>
-                        <v:formulas>
-                          <v:f eqn="if lineDrawn pixelLineWidth 0"/>
-                          <v:f eqn="sum @0 1 0"/>
-                          <v:f eqn="sum 0 0 @1"/>
-                          <v:f eqn="prod @2 1 2"/>
-                          <v:f eqn="prod @3 21600 pixelWidth"/>
-                          <v:f eqn="prod @3 21600 pixelHeight"/>
-                          <v:f eqn="sum @0 0 1"/>
-                          <v:f eqn="prod @6 1 2"/>
-                          <v:f eqn="prod @7 21600 pixelWidth"/>
-                          <v:f eqn="sum @8 21600 0"/>
-                          <v:f eqn="prod @7 21600 pixelHeight"/>
-                          <v:f eqn="sum @10 21600 0"/>
-                        </v:formulas>
-                        <v:path o:extrusionok="f" gradientshapeok="t" o:connecttype="rect"/>
-                        <o:lock v:ext="edit" aspectratio="t"/>
-                      </v:shapetype>
-                      <v:shape id="Image 4" o:spid="_x0000_s1029" type="#_x0000_t75" style="position:absolute;left:2209;top:5211;width:92949;height:124282;visibility:visible;mso-wrap-style:square" o:gfxdata="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">
-                        <v:imagedata r:id="rId5" o:title=""/>
-                      </v:shape>
-                      <w10:wrap anchorx="page" anchory="page"/>
-                    </v:group>
-                  </w:pict>
-                </mc:Fallback>
-              </mc:AlternateContent>
-            </w:r>
-            <w:r>
-              <w:rPr>
                 <w:b/>
                 <w:bCs/>
                 <w:lang w:val="en-US"/>
@@ -1339,42 +1333,18 @@
       <w:pPr>
         <w:pStyle w:val="BodyText"/>
         <w:spacing w:line="264" w:lineRule="auto"/>
-        <w:ind w:left="6185"/>
-      </w:pPr>
-      <w:r>
+        <w:ind w:left="5760"/>
         <w:rPr>
           <w:spacing w:val="-4"/>
           <w:w w:val="110"/>
         </w:rPr>
-        <w:t>Wonosobo,</w:t>
-      </w:r>
-      <w:r>
-        <w:rPr>
-          <w:spacing w:val="-15"/>
-          <w:w w:val="110"/>
-        </w:rPr>
-        <w:t xml:space="preserve"> </w:t>
-      </w:r>
-      <w:r>
-        <w:rPr>
-          <w:spacing w:val="-4"/>
-          <w:w w:val="110"/>
-        </w:rPr>
-        <w:t>1</w:t>
-      </w:r>
+      </w:pPr>
       <w:r>
         <w:rPr>
           <w:spacing w:val="-4"/>
           <w:w w:val="110"/>
           <w:lang w:val="en-US"/>
         </w:rPr>
-        <w:t>5</w:t>
-      </w:r>
-      <w:r>
-        <w:rPr>
-          <w:spacing w:val="-21"/>
-          <w:w w:val="110"/>
-        </w:rPr>
         <w:t xml:space="preserve"> </w:t>
       </w:r>
       <w:r>
@@ -1382,11 +1352,11 @@
           <w:spacing w:val="-4"/>
           <w:w w:val="110"/>
         </w:rPr>
-        <w:t>Juni</w:t>
-      </w:r>
-      <w:r>
-        <w:rPr>
-          <w:spacing w:val="-18"/>
+        <w:t>Wonosobo,</w:t>
+      </w:r>
+      <w:r>
+        <w:rPr>
+          <w:spacing w:val="-15"/>
           <w:w w:val="110"/>
         </w:rPr>
         <w:t xml:space="preserve"> </w:t>
@@ -1396,7 +1366,7 @@
           <w:spacing w:val="-4"/>
           <w:w w:val="110"/>
         </w:rPr>
-        <w:t>202</w:t>
+        <w:t>1</w:t>
       </w:r>
       <w:r>
         <w:rPr>
@@ -1404,21 +1374,80 @@
           <w:w w:val="110"/>
           <w:lang w:val="en-US"/>
         </w:rPr>
-        <w:t>6</w:t>
+        <w:t>5</w:t>
+      </w:r>
+      <w:r>
+        <w:rPr>
+          <w:spacing w:val="-21"/>
+          <w:w w:val="110"/>
+        </w:rPr>
+        <w:t xml:space="preserve"> </w:t>
       </w:r>
       <w:r>
         <w:rPr>
           <w:spacing w:val="-4"/>
           <w:w w:val="110"/>
         </w:rPr>
+        <w:t>Juni</w:t>
+      </w:r>
+      <w:r>
+        <w:rPr>
+          <w:spacing w:val="-18"/>
+          <w:w w:val="110"/>
+        </w:rPr>
         <w:t xml:space="preserve"> </w:t>
       </w:r>
+      <w:r>
+        <w:rPr>
+          <w:spacing w:val="-4"/>
+          <w:w w:val="110"/>
+        </w:rPr>
+        <w:t>202</w:t>
+      </w:r>
+      <w:r>
+        <w:rPr>
+          <w:spacing w:val="-4"/>
+          <w:w w:val="110"/>
+          <w:lang w:val="en-US"/>
+        </w:rPr>
+        <w:t>6</w:t>
+      </w:r>
+    </w:p>
+    <w:p>
+      <w:pPr>
+        <w:pStyle w:val="BodyText"/>
+        <w:spacing w:line="264" w:lineRule="auto"/>
+        <w:ind w:left="5760"/>
+      </w:pPr>
       <w:r>
         <w:rPr>
           <w:spacing w:val="-2"/>
           <w:w w:val="110"/>
-        </w:rPr>
-        <w:t>KaMabigus,</w:t>
+          <w:lang w:val="en-US"/>
+        </w:rPr>
+        <w:t xml:space="preserve"> </w:t>
+      </w:r>
+      <w:r>
+        <w:rPr>
+          <w:spacing w:val="-2"/>
+          <w:w w:val="110"/>
+        </w:rPr>
+        <w:t>Ka</w:t>
+      </w:r>
+      <w:r>
+        <w:rPr>
+          <w:spacing w:val="-2"/>
+          <w:w w:val="110"/>
+          <w:lang w:val="en-US"/>
+        </w:rPr>
+        <w:t xml:space="preserve">. </w:t>
+      </w:r>
+      <w:r>
+        <w:rPr>
+          <w:spacing w:val="-2"/>
+          <w:w w:val="110"/>
+        </w:rPr>
+        <w:t>Mabigus,</w:t>
       </w:r>
     </w:p>
     <w:p>
@@ -1451,12 +1480,22 @@
     <w:p>
       <w:pPr>
         <w:pStyle w:val="BodyText"/>
-        <w:ind w:left="5465" w:firstLine="720"/>
+        <w:ind w:left="5760"/>
         <w:rPr>
           <w:sz w:val="30"/>
           <w:szCs w:val="30"/>
         </w:rPr>
       </w:pPr>
+      <w:r>
+        <w:rPr>
+          <w:spacing w:val="-4"/>
+          <w:w w:val="110"/>
+          <w:sz w:val="30"/>
+          <w:szCs w:val="30"/>
+          <w:lang w:val="en-US"/>
+        </w:rPr>
+        <w:t xml:space="preserve">  </w:t>
+      </w:r>
       <w:r>
         <w:rPr>
           <w:spacing w:val="-4"/>
